--- a/ind/docx/47.content.docx
+++ b/ind/docx/47.content.docx
@@ -19,7 +19,7 @@
         <w:rPr>
           <w:lang w:val="id_ID" w:bidi="id_ID"/>
         </w:rPr>
-        <w:t>Resource: Tyndale Open Study Notes</w:t>
+        <w:t>Resource: Aquifer Open Study Notes (Book Intros)</w:t>
       </w:r>
       <w:r>
         <w:rPr>
@@ -112,7 +112,7 @@
         <w:rPr>
           <w:lang w:val="id_ID" w:bidi="id_ID"/>
         </w:rPr>
-        <w:t>Tyndale Open Study Notes</w:t>
+        <w:t>Aquifer Open Study Notes (Book Intros)</w:t>
       </w:r>
     </w:p>
     <w:p>

--- a/ind/docx/47.content.docx
+++ b/ind/docx/47.content.docx
@@ -258,108 +258,72 @@
         </w:rPr>
         <w:t xml:space="preserve">Rasul Paulus pertama kali datang ke Korintus dalam perjalanan misinya yang kedua (lihat </w:t>
       </w:r>
-      <w:hyperlink r:id="rId13">
-        <w:r>
-          <w:rPr>
-            <w:lang w:val="id_ID" w:bidi="id_ID"/>
-          </w:rPr>
-          <w:rPr>
-            <w:color w:val="0000EE"/>
-            <w:u w:val="single"/>
-          </w:rPr>
-          <w:t>Kisah 18:1–20</w:t>
-        </w:r>
-      </w:hyperlink>
+      <w:r>
+        <w:rPr>
+          <w:lang w:val="id_ID" w:bidi="id_ID"/>
+        </w:rPr>
+        <w:t>Kisah 18:1–20</w:t>
+      </w:r>
       <w:r>
         <w:rPr>
           <w:lang w:val="id_ID" w:bidi="id_ID"/>
         </w:rPr>
         <w:t xml:space="preserve">). Kota ini sudah kuno bahkan pada zaman Paulus. Kota ini telah berkembang menjadi pusat ekonomi dan perkotaan yang kuat serta padat penduduk sejak tahun 500-an Sebelum Masehi. Di bawah pendudukan dan pengaruh Roma sejak Yulius Kaisar membangunnya kembali pada tahun 44 Sebelum Masehi, kota ini menjadi kota dengan bangunan-bangunan indah, toko-toko, teater, dan rumah-rumah. Perdagangannya membawa banyak kekayaan, dan kota ini menjadi makmur. Pengrajin membuat artefak perunggu, tembikar, dan terutama lampu terra cotta yang terkenal di seluruh dunia kuno (lihat </w:t>
       </w:r>
-      <w:hyperlink r:id="rId14">
-        <w:r>
-          <w:rPr>
-            <w:lang w:val="id_ID" w:bidi="id_ID"/>
-          </w:rPr>
-          <w:rPr>
-            <w:color w:val="0000EE"/>
-            <w:u w:val="single"/>
-          </w:rPr>
-          <w:t>2Kor. 4:7</w:t>
-        </w:r>
-      </w:hyperlink>
+      <w:r>
+        <w:rPr>
+          <w:lang w:val="id_ID" w:bidi="id_ID"/>
+        </w:rPr>
+        <w:t>2Kor. 4:7</w:t>
+      </w:r>
       <w:r>
         <w:rPr>
           <w:lang w:val="id_ID" w:bidi="id_ID"/>
         </w:rPr>
         <w:t xml:space="preserve">). Pertanian juga menjadi kunci kemakmuran Korintus (lihat </w:t>
       </w:r>
-      <w:hyperlink r:id="rId15">
-        <w:r>
-          <w:rPr>
-            <w:lang w:val="id_ID" w:bidi="id_ID"/>
-          </w:rPr>
-          <w:rPr>
-            <w:color w:val="0000EE"/>
-            <w:u w:val="single"/>
-          </w:rPr>
-          <w:t>2Kor. 9:6–10</w:t>
-        </w:r>
-      </w:hyperlink>
+      <w:r>
+        <w:rPr>
+          <w:lang w:val="id_ID" w:bidi="id_ID"/>
+        </w:rPr>
+        <w:t>2Kor. 9:6–10</w:t>
+      </w:r>
       <w:r>
         <w:rPr>
           <w:lang w:val="id_ID" w:bidi="id_ID"/>
         </w:rPr>
         <w:t xml:space="preserve">; </w:t>
       </w:r>
-      <w:hyperlink r:id="rId16">
-        <w:r>
-          <w:rPr>
-            <w:lang w:val="id_ID" w:bidi="id_ID"/>
-          </w:rPr>
-          <w:rPr>
-            <w:color w:val="0000EE"/>
-            <w:u w:val="single"/>
-          </w:rPr>
-          <w:t>1Kor. 3:6–9</w:t>
-        </w:r>
-      </w:hyperlink>
+      <w:r>
+        <w:rPr>
+          <w:lang w:val="id_ID" w:bidi="id_ID"/>
+        </w:rPr>
+        <w:t>1Kor. 3:6–9</w:t>
+      </w:r>
       <w:r>
         <w:rPr>
           <w:lang w:val="id_ID" w:bidi="id_ID"/>
         </w:rPr>
         <w:t xml:space="preserve">; </w:t>
       </w:r>
-      <w:hyperlink r:id="rId17">
-        <w:r>
-          <w:rPr>
-            <w:lang w:val="id_ID" w:bidi="id_ID"/>
-          </w:rPr>
-          <w:rPr>
-            <w:color w:val="0000EE"/>
-            <w:u w:val="single"/>
-          </w:rPr>
-          <w:t>9:7</w:t>
-        </w:r>
-      </w:hyperlink>
+      <w:r>
+        <w:rPr>
+          <w:lang w:val="id_ID" w:bidi="id_ID"/>
+        </w:rPr>
+        <w:t>9:7</w:t>
+      </w:r>
       <w:r>
         <w:rPr>
           <w:lang w:val="id_ID" w:bidi="id_ID"/>
         </w:rPr>
         <w:t xml:space="preserve">, </w:t>
       </w:r>
-      <w:hyperlink r:id="rId18">
-        <w:r>
-          <w:rPr>
-            <w:lang w:val="id_ID" w:bidi="id_ID"/>
-          </w:rPr>
-          <w:rPr>
-            <w:color w:val="0000EE"/>
-            <w:u w:val="single"/>
-          </w:rPr>
-          <w:t>10</w:t>
-        </w:r>
-      </w:hyperlink>
+      <w:r>
+        <w:rPr>
+          <w:lang w:val="id_ID" w:bidi="id_ID"/>
+        </w:rPr>
+        <w:t>10</w:t>
+      </w:r>
       <w:r>
         <w:rPr>
           <w:lang w:val="id_ID" w:bidi="id_ID"/>
@@ -380,18 +344,12 @@
         </w:rPr>
         <w:t xml:space="preserve">Kehidupan religius di Korintus dibuktikan dengan baik dalam tulisan-tulisan pada masa itu. Dewi Yunani Aphrodite (dikenal sebagai Venus oleh orang Romawi)—dewi kehidupan, kecantikan, dan gairah—merupakan dewi yang populer. Strabo berbicara tentang kuil dewi ini yang luas di atas sebuah bukit di atas kota sebagai pusat prostitusi, dan keadaan moral Korintus terkenal sangat buruk. Para sarjana kini lebih berhati-hati terhadap pandangan ini, karena persaingan politik antara Korintus dan Atena yang berdekatan mungkin telah memotivasi pernyataan Strabo yang merendahkan tentang Korintus. Namun, kita tahu bahwa Paulus menulis </w:t>
       </w:r>
-      <w:hyperlink r:id="rId19">
-        <w:r>
-          <w:rPr>
-            <w:lang w:val="id_ID" w:bidi="id_ID"/>
-          </w:rPr>
-          <w:rPr>
-            <w:color w:val="0000EE"/>
-            <w:u w:val="single"/>
-          </w:rPr>
-          <w:t>Rm. 1:18–32</w:t>
-        </w:r>
-      </w:hyperlink>
+      <w:r>
+        <w:rPr>
+          <w:lang w:val="id_ID" w:bidi="id_ID"/>
+        </w:rPr>
+        <w:t>Rm. 1:18–32</w:t>
+      </w:r>
       <w:r>
         <w:rPr>
           <w:lang w:val="id_ID" w:bidi="id_ID"/>
@@ -410,54 +368,36 @@
         </w:rPr>
         <w:t xml:space="preserve">; bandingkan </w:t>
       </w:r>
-      <w:hyperlink r:id="rId20">
-        <w:r>
-          <w:rPr>
-            <w:lang w:val="id_ID" w:bidi="id_ID"/>
-          </w:rPr>
-          <w:rPr>
-            <w:color w:val="0000EE"/>
-            <w:u w:val="single"/>
-          </w:rPr>
-          <w:t>Kisah 20:2–3</w:t>
-        </w:r>
-      </w:hyperlink>
+      <w:r>
+        <w:rPr>
+          <w:lang w:val="id_ID" w:bidi="id_ID"/>
+        </w:rPr>
+        <w:t>Kisah 20:2–3</w:t>
+      </w:r>
       <w:r>
         <w:rPr>
           <w:lang w:val="id_ID" w:bidi="id_ID"/>
         </w:rPr>
         <w:t xml:space="preserve">), dan 2 Korintus jelas mencerminkan kesadarannya akan masalah moral yang serius di sana (lihat </w:t>
       </w:r>
-      <w:hyperlink r:id="rId21">
-        <w:r>
-          <w:rPr>
-            <w:lang w:val="id_ID" w:bidi="id_ID"/>
-          </w:rPr>
-          <w:rPr>
-            <w:color w:val="0000EE"/>
-            <w:u w:val="single"/>
-          </w:rPr>
-          <w:t>2Kor. 6:14–17</w:t>
-        </w:r>
-      </w:hyperlink>
+      <w:r>
+        <w:rPr>
+          <w:lang w:val="id_ID" w:bidi="id_ID"/>
+        </w:rPr>
+        <w:t>2Kor. 6:14–17</w:t>
+      </w:r>
       <w:r>
         <w:rPr>
           <w:lang w:val="id_ID" w:bidi="id_ID"/>
         </w:rPr>
         <w:t xml:space="preserve">; </w:t>
       </w:r>
-      <w:hyperlink r:id="rId22">
-        <w:r>
-          <w:rPr>
-            <w:lang w:val="id_ID" w:bidi="id_ID"/>
-          </w:rPr>
-          <w:rPr>
-            <w:color w:val="0000EE"/>
-            <w:u w:val="single"/>
-          </w:rPr>
-          <w:t>12:19–21</w:t>
-        </w:r>
-      </w:hyperlink>
+      <w:r>
+        <w:rPr>
+          <w:lang w:val="id_ID" w:bidi="id_ID"/>
+        </w:rPr>
+        <w:t>12:19–21</w:t>
+      </w:r>
       <w:r>
         <w:rPr>
           <w:lang w:val="id_ID" w:bidi="id_ID"/>
@@ -478,72 +418,48 @@
         </w:rPr>
         <w:t>Di kota ini, Paulus membawa berita tentang Kristus. Dengan anugerah Allah dan pelayanan hamba-Nya, terbentuklah sekelompok orang percaya, dan gereja yang baru ini bertumbuh. Para petobat dari pelayanan Paulus ini, yang dianggapnya sebagai anak-anaknya (</w:t>
       </w:r>
-      <w:hyperlink r:id="rId23">
-        <w:r>
-          <w:rPr>
-            <w:lang w:val="id_ID" w:bidi="id_ID"/>
-          </w:rPr>
-          <w:rPr>
-            <w:color w:val="0000EE"/>
-            <w:u w:val="single"/>
-          </w:rPr>
-          <w:t>2Kor. 6:13</w:t>
-        </w:r>
-      </w:hyperlink>
+      <w:r>
+        <w:rPr>
+          <w:lang w:val="id_ID" w:bidi="id_ID"/>
+        </w:rPr>
+        <w:t>2Kor. 6:13</w:t>
+      </w:r>
       <w:r>
         <w:rPr>
           <w:lang w:val="id_ID" w:bidi="id_ID"/>
         </w:rPr>
         <w:t xml:space="preserve">; </w:t>
       </w:r>
-      <w:hyperlink r:id="rId24">
-        <w:r>
-          <w:rPr>
-            <w:lang w:val="id_ID" w:bidi="id_ID"/>
-          </w:rPr>
-          <w:rPr>
-            <w:color w:val="0000EE"/>
-            <w:u w:val="single"/>
-          </w:rPr>
-          <w:t>12:14</w:t>
-        </w:r>
-      </w:hyperlink>
+      <w:r>
+        <w:rPr>
+          <w:lang w:val="id_ID" w:bidi="id_ID"/>
+        </w:rPr>
+        <w:t>12:14</w:t>
+      </w:r>
       <w:r>
         <w:rPr>
           <w:lang w:val="id_ID" w:bidi="id_ID"/>
         </w:rPr>
         <w:t xml:space="preserve">; </w:t>
       </w:r>
-      <w:hyperlink r:id="rId25">
-        <w:r>
-          <w:rPr>
-            <w:lang w:val="id_ID" w:bidi="id_ID"/>
-          </w:rPr>
-          <w:rPr>
-            <w:color w:val="0000EE"/>
-            <w:u w:val="single"/>
-          </w:rPr>
-          <w:t>1Kor. 4:15</w:t>
-        </w:r>
-      </w:hyperlink>
+      <w:r>
+        <w:rPr>
+          <w:lang w:val="id_ID" w:bidi="id_ID"/>
+        </w:rPr>
+        <w:t>1Kor. 4:15</w:t>
+      </w:r>
       <w:r>
         <w:rPr>
           <w:lang w:val="id_ID" w:bidi="id_ID"/>
         </w:rPr>
         <w:t xml:space="preserve">), berasal dari berbagai kalangan, mencerminkan masyarakat kosmopolitan di kota ini yang terkenal dengan pretensinya terhadap hikmat dan retorika, budaya populernya, perdagangannya, dua pelabuhannya, dan kecintaannya pada kehidupan. Pada puncak dari daftar cobaan yang ia sebutkan dalam </w:t>
       </w:r>
-      <w:hyperlink r:id="rId26">
-        <w:r>
-          <w:rPr>
-            <w:lang w:val="id_ID" w:bidi="id_ID"/>
-          </w:rPr>
-          <w:rPr>
-            <w:color w:val="0000EE"/>
-            <w:u w:val="single"/>
-          </w:rPr>
-          <w:t>2 Korintus 11:23–28</w:t>
-        </w:r>
-      </w:hyperlink>
+      <w:r>
+        <w:rPr>
+          <w:lang w:val="id_ID" w:bidi="id_ID"/>
+        </w:rPr>
+        <w:t>2 Korintus 11:23–28</w:t>
+      </w:r>
       <w:r>
         <w:rPr>
           <w:lang w:val="id_ID" w:bidi="id_ID"/>
@@ -575,126 +491,84 @@
         </w:rPr>
         <w:t>Surat ini muncul dari tantangan terhadap otoritas kerasulan Paulus dan penyusupan guru-guru palsu. Oleh karena itu, dalam paruh pertama 2 Korintus (</w:t>
       </w:r>
-      <w:hyperlink r:id="rId27">
-        <w:r>
-          <w:rPr>
-            <w:lang w:val="id_ID" w:bidi="id_ID"/>
-          </w:rPr>
-          <w:rPr>
-            <w:color w:val="0000EE"/>
-            <w:u w:val="single"/>
-          </w:rPr>
-          <w:t>pasal 1–6</w:t>
-        </w:r>
-      </w:hyperlink>
+      <w:r>
+        <w:rPr>
+          <w:lang w:val="id_ID" w:bidi="id_ID"/>
+        </w:rPr>
+        <w:t>pasal 1–6</w:t>
+      </w:r>
       <w:r>
         <w:rPr>
           <w:lang w:val="id_ID" w:bidi="id_ID"/>
         </w:rPr>
         <w:t>), Paulus menjelaskan pandangannya tentang pelayanan Kristen. Menderita demi Kristus adalah bagian penting dari pelayanan (</w:t>
       </w:r>
-      <w:hyperlink r:id="rId28">
-        <w:r>
-          <w:rPr>
-            <w:lang w:val="id_ID" w:bidi="id_ID"/>
-          </w:rPr>
-          <w:rPr>
-            <w:color w:val="0000EE"/>
-            <w:u w:val="single"/>
-          </w:rPr>
-          <w:t>2Kor. 1:1–24</w:t>
-        </w:r>
-      </w:hyperlink>
+      <w:r>
+        <w:rPr>
+          <w:lang w:val="id_ID" w:bidi="id_ID"/>
+        </w:rPr>
+        <w:t>2Kor. 1:1–24</w:t>
+      </w:r>
       <w:r>
         <w:rPr>
           <w:lang w:val="id_ID" w:bidi="id_ID"/>
         </w:rPr>
         <w:t>), meskipun sulit untuk bertahan ketika kita dilukai oleh sesama orang Kristen (</w:t>
       </w:r>
-      <w:hyperlink r:id="rId29">
-        <w:r>
-          <w:rPr>
-            <w:lang w:val="id_ID" w:bidi="id_ID"/>
-          </w:rPr>
-          <w:rPr>
-            <w:color w:val="0000EE"/>
-            <w:u w:val="single"/>
-          </w:rPr>
-          <w:t>2Kor. 2:1–17</w:t>
-        </w:r>
-      </w:hyperlink>
+      <w:r>
+        <w:rPr>
+          <w:lang w:val="id_ID" w:bidi="id_ID"/>
+        </w:rPr>
+        <w:t>2Kor. 2:1–17</w:t>
+      </w:r>
       <w:r>
         <w:rPr>
           <w:lang w:val="id_ID" w:bidi="id_ID"/>
         </w:rPr>
         <w:t>). Pesan Kabar Baik memberikan kehidupan dalam Roh dan keselamatan dari Allah, menggantikan agama perjanjian yang lama, meskipun tetap memiliki kesinambungan dengannya (</w:t>
       </w:r>
-      <w:hyperlink r:id="rId30">
-        <w:r>
-          <w:rPr>
-            <w:lang w:val="id_ID" w:bidi="id_ID"/>
-          </w:rPr>
-          <w:rPr>
-            <w:color w:val="0000EE"/>
-            <w:u w:val="single"/>
-          </w:rPr>
-          <w:t>2Kor. 3:1–18</w:t>
-        </w:r>
-      </w:hyperlink>
+      <w:r>
+        <w:rPr>
+          <w:lang w:val="id_ID" w:bidi="id_ID"/>
+        </w:rPr>
+        <w:t>2Kor. 3:1–18</w:t>
+      </w:r>
       <w:r>
         <w:rPr>
           <w:lang w:val="id_ID" w:bidi="id_ID"/>
         </w:rPr>
         <w:t>). Kuasa pesan tersebut terlihat melalui kelemahan para pelayan Allah (</w:t>
       </w:r>
-      <w:hyperlink r:id="rId31">
-        <w:r>
-          <w:rPr>
-            <w:lang w:val="id_ID" w:bidi="id_ID"/>
-          </w:rPr>
-          <w:rPr>
-            <w:color w:val="0000EE"/>
-            <w:u w:val="single"/>
-          </w:rPr>
-          <w:t>2Kor. 4:1–18</w:t>
-        </w:r>
-      </w:hyperlink>
+      <w:r>
+        <w:rPr>
+          <w:lang w:val="id_ID" w:bidi="id_ID"/>
+        </w:rPr>
+        <w:t>2Kor. 4:1–18</w:t>
+      </w:r>
       <w:r>
         <w:rPr>
           <w:lang w:val="id_ID" w:bidi="id_ID"/>
         </w:rPr>
         <w:t>) dan berpusat pada kematian Anak Allah, yang melalui-Nya kita dipulihkan ke dalam perkenanan Allah (</w:t>
       </w:r>
-      <w:hyperlink r:id="rId32">
-        <w:r>
-          <w:rPr>
-            <w:lang w:val="id_ID" w:bidi="id_ID"/>
-          </w:rPr>
-          <w:rPr>
-            <w:color w:val="0000EE"/>
-            <w:u w:val="single"/>
-          </w:rPr>
-          <w:t>2Kor. 5:1–21</w:t>
-        </w:r>
-      </w:hyperlink>
+      <w:r>
+        <w:rPr>
+          <w:lang w:val="id_ID" w:bidi="id_ID"/>
+        </w:rPr>
+        <w:t>2Kor. 5:1–21</w:t>
+      </w:r>
       <w:r>
         <w:rPr>
           <w:lang w:val="id_ID" w:bidi="id_ID"/>
         </w:rPr>
         <w:t>). Kehidupan Kristen ditandai oleh pengabdian dan dedikasi yang membedakan orang percaya dari kejahatan dunia (</w:t>
       </w:r>
-      <w:hyperlink r:id="rId33">
-        <w:r>
-          <w:rPr>
-            <w:lang w:val="id_ID" w:bidi="id_ID"/>
-          </w:rPr>
-          <w:rPr>
-            <w:color w:val="0000EE"/>
-            <w:u w:val="single"/>
-          </w:rPr>
-          <w:t>2Kor. 6:1–18</w:t>
-        </w:r>
-      </w:hyperlink>
+      <w:r>
+        <w:rPr>
+          <w:lang w:val="id_ID" w:bidi="id_ID"/>
+        </w:rPr>
+        <w:t>2Kor. 6:1–18</w:t>
+      </w:r>
       <w:r>
         <w:rPr>
           <w:lang w:val="id_ID" w:bidi="id_ID"/>
@@ -715,72 +589,48 @@
         </w:rPr>
         <w:t>Dalam paruh kedua surat tersebut (</w:t>
       </w:r>
-      <w:hyperlink r:id="rId34">
-        <w:r>
-          <w:rPr>
-            <w:lang w:val="id_ID" w:bidi="id_ID"/>
-          </w:rPr>
-          <w:rPr>
-            <w:color w:val="0000EE"/>
-            <w:u w:val="single"/>
-          </w:rPr>
-          <w:t>pasal 7–13</w:t>
-        </w:r>
-      </w:hyperlink>
+      <w:r>
+        <w:rPr>
+          <w:lang w:val="id_ID" w:bidi="id_ID"/>
+        </w:rPr>
+        <w:t>pasal 7–13</w:t>
+      </w:r>
       <w:r>
         <w:rPr>
           <w:lang w:val="id_ID" w:bidi="id_ID"/>
         </w:rPr>
         <w:t>), Paulus menjelaskan bagaimana dia sampai menulis surat-suratnya kepada jemaat Korintus (</w:t>
       </w:r>
-      <w:hyperlink r:id="rId35">
-        <w:r>
-          <w:rPr>
-            <w:lang w:val="id_ID" w:bidi="id_ID"/>
-          </w:rPr>
-          <w:rPr>
-            <w:color w:val="0000EE"/>
-            <w:u w:val="single"/>
-          </w:rPr>
-          <w:t>2Kor. 7:1–16</w:t>
-        </w:r>
-      </w:hyperlink>
+      <w:r>
+        <w:rPr>
+          <w:lang w:val="id_ID" w:bidi="id_ID"/>
+        </w:rPr>
+        <w:t>2Kor. 7:1–16</w:t>
+      </w:r>
       <w:r>
         <w:rPr>
           <w:lang w:val="id_ID" w:bidi="id_ID"/>
         </w:rPr>
         <w:t>), mengungkapkan prinsip-prinsip memberi dan penatalayanan dalam konteks pengumpulan dana untuk gereja Yerusalem (</w:t>
       </w:r>
-      <w:hyperlink r:id="rId36">
-        <w:r>
-          <w:rPr>
-            <w:lang w:val="id_ID" w:bidi="id_ID"/>
-          </w:rPr>
-          <w:rPr>
-            <w:color w:val="0000EE"/>
-            <w:u w:val="single"/>
-          </w:rPr>
-          <w:t>2Kor. 8:1–9:15</w:t>
-        </w:r>
-      </w:hyperlink>
+      <w:r>
+        <w:rPr>
+          <w:lang w:val="id_ID" w:bidi="id_ID"/>
+        </w:rPr>
+        <w:t>2Kor. 8:1–9:15</w:t>
+      </w:r>
       <w:r>
         <w:rPr>
           <w:lang w:val="id_ID" w:bidi="id_ID"/>
         </w:rPr>
         <w:t>), dan memberikan pembelaan yang bersemangat atas pekerjaan kerasulannya terhadap mereka yang merendahkan statusnya karena kelemahan-kelemahannya (</w:t>
       </w:r>
-      <w:hyperlink r:id="rId37">
-        <w:r>
-          <w:rPr>
-            <w:lang w:val="id_ID" w:bidi="id_ID"/>
-          </w:rPr>
-          <w:rPr>
-            <w:color w:val="0000EE"/>
-            <w:u w:val="single"/>
-          </w:rPr>
-          <w:t>pasal 10–13</w:t>
-        </w:r>
-      </w:hyperlink>
+      <w:r>
+        <w:rPr>
+          <w:lang w:val="id_ID" w:bidi="id_ID"/>
+        </w:rPr>
+        <w:t>pasal 10–13</w:t>
+      </w:r>
       <w:r>
         <w:rPr>
           <w:lang w:val="id_ID" w:bidi="id_ID"/>
@@ -812,18 +662,12 @@
         </w:rPr>
         <w:t xml:space="preserve">Tidak ada yang secara serius menantang kepenulisan Paulus atas kitab 2 Korintus. Satu-satunya pengecualian adalah bahwa </w:t>
       </w:r>
-      <w:hyperlink r:id="rId38">
-        <w:r>
-          <w:rPr>
-            <w:lang w:val="id_ID" w:bidi="id_ID"/>
-          </w:rPr>
-          <w:rPr>
-            <w:color w:val="0000EE"/>
-            <w:u w:val="single"/>
-          </w:rPr>
-          <w:t>2Kor. 6:14–7:1</w:t>
-        </w:r>
-      </w:hyperlink>
+      <w:r>
+        <w:rPr>
+          <w:lang w:val="id_ID" w:bidi="id_ID"/>
+        </w:rPr>
+        <w:t>2Kor. 6:14–7:1</w:t>
+      </w:r>
       <w:r>
         <w:rPr>
           <w:lang w:val="id_ID" w:bidi="id_ID"/>
@@ -855,18 +699,12 @@
         </w:rPr>
         <w:t xml:space="preserve">Selama dua hingga tiga tahun ketika tinggal di Efesus (AD 53~56), Paulus menulis 1 Korintus dan mengirimkannya ke jemaat di Korintus melalui Timotius (lihat </w:t>
       </w:r>
-      <w:hyperlink r:id="rId39">
-        <w:r>
-          <w:rPr>
-            <w:lang w:val="id_ID" w:bidi="id_ID"/>
-          </w:rPr>
-          <w:rPr>
-            <w:color w:val="0000EE"/>
-            <w:u w:val="single"/>
-          </w:rPr>
-          <w:t>1Kor. 16:10–11</w:t>
-        </w:r>
-      </w:hyperlink>
+      <w:r>
+        <w:rPr>
+          <w:lang w:val="id_ID" w:bidi="id_ID"/>
+        </w:rPr>
+        <w:t>1Kor. 16:10–11</w:t>
+      </w:r>
       <w:r>
         <w:rPr>
           <w:lang w:val="id_ID" w:bidi="id_ID"/>
@@ -885,72 +723,48 @@
         </w:rPr>
         <w:t xml:space="preserve">). Tampaknya 1 Korintus tidak diterima dengan baik, dan beberapa orang Korintus mulai mempertanyakan otoritas kerasulan Paulus. Krisis ini diantisipasi dalam </w:t>
       </w:r>
-      <w:hyperlink r:id="rId40">
-        <w:r>
-          <w:rPr>
-            <w:lang w:val="id_ID" w:bidi="id_ID"/>
-          </w:rPr>
-          <w:rPr>
-            <w:color w:val="0000EE"/>
-            <w:u w:val="single"/>
-          </w:rPr>
-          <w:t>1Kor. 4:18–21</w:t>
-        </w:r>
-      </w:hyperlink>
+      <w:r>
+        <w:rPr>
+          <w:lang w:val="id_ID" w:bidi="id_ID"/>
+        </w:rPr>
+        <w:t>1Kor. 4:18–21</w:t>
+      </w:r>
       <w:r>
         <w:rPr>
           <w:lang w:val="id_ID" w:bidi="id_ID"/>
         </w:rPr>
         <w:t>, tetapi tantangan tersebut menjadi lebih vokal dan agresif. Jadi Paulus melakukan satu kunjungan pribadi dari Efesus (</w:t>
       </w:r>
-      <w:hyperlink r:id="rId41">
-        <w:r>
-          <w:rPr>
-            <w:lang w:val="id_ID" w:bidi="id_ID"/>
-          </w:rPr>
-          <w:rPr>
-            <w:color w:val="0000EE"/>
-            <w:u w:val="single"/>
-          </w:rPr>
-          <w:t>2Kor. 2:1</w:t>
-        </w:r>
-      </w:hyperlink>
+      <w:r>
+        <w:rPr>
+          <w:lang w:val="id_ID" w:bidi="id_ID"/>
+        </w:rPr>
+        <w:t>2Kor. 2:1</w:t>
+      </w:r>
       <w:r>
         <w:rPr>
           <w:lang w:val="id_ID" w:bidi="id_ID"/>
         </w:rPr>
         <w:t>). Kunjungan ini tampaknya gagal mencapai tujuannya, karena lawan-lawan Paulus tampaknya menentangnya. Dipermalukan di hadapan jemaat dan dihina oleh seorang anggota terkemuka, Paulus kembali ke Efesus dengan sangat sedih. Dia kemudian menulis "surat keras" dan mengirimkannya bersama Titus ke Korintus (</w:t>
       </w:r>
-      <w:hyperlink r:id="rId42">
-        <w:r>
-          <w:rPr>
-            <w:lang w:val="id_ID" w:bidi="id_ID"/>
-          </w:rPr>
-          <w:rPr>
-            <w:color w:val="0000EE"/>
-            <w:u w:val="single"/>
-          </w:rPr>
-          <w:t>2Kor. 2:3–13</w:t>
-        </w:r>
-      </w:hyperlink>
+      <w:r>
+        <w:rPr>
+          <w:lang w:val="id_ID" w:bidi="id_ID"/>
+        </w:rPr>
+        <w:t>2Kor. 2:3–13</w:t>
+      </w:r>
       <w:r>
         <w:rPr>
           <w:lang w:val="id_ID" w:bidi="id_ID"/>
         </w:rPr>
         <w:t>). Surat keras ini, yang telah hilang, akhirnya berhasil membawa orang-orang Korintus ke pertobatan (</w:t>
       </w:r>
-      <w:hyperlink r:id="rId43">
-        <w:r>
-          <w:rPr>
-            <w:lang w:val="id_ID" w:bidi="id_ID"/>
-          </w:rPr>
-          <w:rPr>
-            <w:color w:val="0000EE"/>
-            <w:u w:val="single"/>
-          </w:rPr>
-          <w:t>2Kor. 7:8–10</w:t>
-        </w:r>
-      </w:hyperlink>
+      <w:r>
+        <w:rPr>
+          <w:lang w:val="id_ID" w:bidi="id_ID"/>
+        </w:rPr>
+        <w:t>2Kor. 7:8–10</w:t>
+      </w:r>
       <w:r>
         <w:rPr>
           <w:lang w:val="id_ID" w:bidi="id_ID"/>
@@ -971,162 +785,108 @@
         </w:rPr>
         <w:t>Sementara itu, Paulus meninggalkan Efesus setelah menghadapi cobaan-cobaan yang berat (</w:t>
       </w:r>
-      <w:hyperlink r:id="rId44">
-        <w:r>
-          <w:rPr>
-            <w:lang w:val="id_ID" w:bidi="id_ID"/>
-          </w:rPr>
-          <w:rPr>
-            <w:color w:val="0000EE"/>
-            <w:u w:val="single"/>
-          </w:rPr>
-          <w:t>Kisah 19:23–41</w:t>
-        </w:r>
-      </w:hyperlink>
+      <w:r>
+        <w:rPr>
+          <w:lang w:val="id_ID" w:bidi="id_ID"/>
+        </w:rPr>
+        <w:t>Kisah 19:23–41</w:t>
+      </w:r>
       <w:r>
         <w:rPr>
           <w:lang w:val="id_ID" w:bidi="id_ID"/>
         </w:rPr>
         <w:t xml:space="preserve">; bdk. </w:t>
       </w:r>
-      <w:hyperlink r:id="rId45">
-        <w:r>
-          <w:rPr>
-            <w:lang w:val="id_ID" w:bidi="id_ID"/>
-          </w:rPr>
-          <w:rPr>
-            <w:color w:val="0000EE"/>
-            <w:u w:val="single"/>
-          </w:rPr>
-          <w:t>2Kor. 1:8–11</w:t>
-        </w:r>
-      </w:hyperlink>
+      <w:r>
+        <w:rPr>
+          <w:lang w:val="id_ID" w:bidi="id_ID"/>
+        </w:rPr>
+        <w:t>2Kor. 1:8–11</w:t>
+      </w:r>
       <w:r>
         <w:rPr>
           <w:lang w:val="id_ID" w:bidi="id_ID"/>
         </w:rPr>
         <w:t xml:space="preserve">; </w:t>
       </w:r>
-      <w:hyperlink r:id="rId46">
-        <w:r>
-          <w:rPr>
-            <w:lang w:val="id_ID" w:bidi="id_ID"/>
-          </w:rPr>
-          <w:rPr>
-            <w:color w:val="0000EE"/>
-            <w:u w:val="single"/>
-          </w:rPr>
-          <w:t>4:8–15</w:t>
-        </w:r>
-      </w:hyperlink>
+      <w:r>
+        <w:rPr>
+          <w:lang w:val="id_ID" w:bidi="id_ID"/>
+        </w:rPr>
+        <w:t>4:8–15</w:t>
+      </w:r>
       <w:r>
         <w:rPr>
           <w:lang w:val="id_ID" w:bidi="id_ID"/>
         </w:rPr>
         <w:t xml:space="preserve">; </w:t>
       </w:r>
-      <w:hyperlink r:id="rId47">
-        <w:r>
-          <w:rPr>
-            <w:lang w:val="id_ID" w:bidi="id_ID"/>
-          </w:rPr>
-          <w:rPr>
-            <w:color w:val="0000EE"/>
-            <w:u w:val="single"/>
-          </w:rPr>
-          <w:t>6:4–10</w:t>
-        </w:r>
-      </w:hyperlink>
+      <w:r>
+        <w:rPr>
+          <w:lang w:val="id_ID" w:bidi="id_ID"/>
+        </w:rPr>
+        <w:t>6:4–10</w:t>
+      </w:r>
       <w:r>
         <w:rPr>
           <w:lang w:val="id_ID" w:bidi="id_ID"/>
         </w:rPr>
         <w:t>) dan melakukan perjalanan ke Makedonia (</w:t>
       </w:r>
-      <w:hyperlink r:id="rId48">
-        <w:r>
-          <w:rPr>
-            <w:lang w:val="id_ID" w:bidi="id_ID"/>
-          </w:rPr>
-          <w:rPr>
-            <w:color w:val="0000EE"/>
-            <w:u w:val="single"/>
-          </w:rPr>
-          <w:t>Kisah 20:1</w:t>
-        </w:r>
-      </w:hyperlink>
+      <w:r>
+        <w:rPr>
+          <w:lang w:val="id_ID" w:bidi="id_ID"/>
+        </w:rPr>
+        <w:t>Kisah 20:1</w:t>
+      </w:r>
       <w:r>
         <w:rPr>
           <w:lang w:val="id_ID" w:bidi="id_ID"/>
         </w:rPr>
         <w:t>). Di Makedonia, Paulus bertemu dengan Titus, yang telah tiba dari Korintus, dan Titus memberikan laporan yang sangat menggembirakan kepada Paulus tentang situasi di sana (</w:t>
       </w:r>
-      <w:hyperlink r:id="rId49">
-        <w:r>
-          <w:rPr>
-            <w:lang w:val="id_ID" w:bidi="id_ID"/>
-          </w:rPr>
-          <w:rPr>
-            <w:color w:val="0000EE"/>
-            <w:u w:val="single"/>
-          </w:rPr>
-          <w:t>2Kor. 7:5–7</w:t>
-        </w:r>
-      </w:hyperlink>
+      <w:r>
+        <w:rPr>
+          <w:lang w:val="id_ID" w:bidi="id_ID"/>
+        </w:rPr>
+        <w:t>2Kor. 7:5–7</w:t>
+      </w:r>
       <w:r>
         <w:rPr>
           <w:lang w:val="id_ID" w:bidi="id_ID"/>
         </w:rPr>
         <w:t>). Menanggapi laporan tersebut, Paulus menulis 2 Korintus (sekitar tahun 56 M) dan mengirimkannya kembali ke Korintus bersama Titus (</w:t>
       </w:r>
-      <w:hyperlink r:id="rId50">
-        <w:r>
-          <w:rPr>
-            <w:lang w:val="id_ID" w:bidi="id_ID"/>
-          </w:rPr>
-          <w:rPr>
-            <w:color w:val="0000EE"/>
-            <w:u w:val="single"/>
-          </w:rPr>
-          <w:t>2Kor. 8:6</w:t>
-        </w:r>
-      </w:hyperlink>
+      <w:r>
+        <w:rPr>
+          <w:lang w:val="id_ID" w:bidi="id_ID"/>
+        </w:rPr>
+        <w:t>2Kor. 8:6</w:t>
+      </w:r>
       <w:r>
         <w:rPr>
           <w:lang w:val="id_ID" w:bidi="id_ID"/>
         </w:rPr>
         <w:t xml:space="preserve">, </w:t>
       </w:r>
-      <w:hyperlink r:id="rId51">
-        <w:r>
-          <w:rPr>
-            <w:lang w:val="id_ID" w:bidi="id_ID"/>
-          </w:rPr>
-          <w:rPr>
-            <w:color w:val="0000EE"/>
-            <w:u w:val="single"/>
-          </w:rPr>
-          <w:t>16–19</w:t>
-        </w:r>
-      </w:hyperlink>
+      <w:r>
+        <w:rPr>
+          <w:lang w:val="id_ID" w:bidi="id_ID"/>
+        </w:rPr>
+        <w:t>16–19</w:t>
+      </w:r>
       <w:r>
         <w:rPr>
           <w:lang w:val="id_ID" w:bidi="id_ID"/>
         </w:rPr>
         <w:t xml:space="preserve">). Paulus sendiri kemudian melanjutkan perjalanannya ke Korintus, di mana ia menghabiskan tiga bulan di sana (lihat </w:t>
       </w:r>
-      <w:hyperlink r:id="rId52">
-        <w:r>
-          <w:rPr>
-            <w:lang w:val="id_ID" w:bidi="id_ID"/>
-          </w:rPr>
-          <w:rPr>
-            <w:color w:val="0000EE"/>
-            <w:u w:val="single"/>
-          </w:rPr>
-          <w:t>Kisah 20:1–3</w:t>
-        </w:r>
-      </w:hyperlink>
+      <w:r>
+        <w:rPr>
+          <w:lang w:val="id_ID" w:bidi="id_ID"/>
+        </w:rPr>
+        <w:t>Kisah 20:1–3</w:t>
+      </w:r>
       <w:r>
         <w:rPr>
           <w:lang w:val="id_ID" w:bidi="id_ID"/>
@@ -1166,126 +926,84 @@
           <w:lang w:val="id_ID" w:bidi="id_ID"/>
         </w:rPr>
       </w:r>
-      <w:hyperlink r:id="rId38">
-        <w:r>
-          <w:rPr>
-            <w:lang w:val="id_ID" w:bidi="id_ID"/>
-          </w:rPr>
-          <w:rPr>
-            <w:color w:val="0000EE"/>
-            <w:u w:val="single"/>
-          </w:rPr>
-          <w:t>2Kor. 6:14–7:1</w:t>
-        </w:r>
-      </w:hyperlink>
+      <w:r>
+        <w:rPr>
+          <w:lang w:val="id_ID" w:bidi="id_ID"/>
+        </w:rPr>
+        <w:t>2Kor. 6:14–7:1</w:t>
+      </w:r>
       <w:r>
         <w:rPr>
           <w:lang w:val="id_ID" w:bidi="id_ID"/>
         </w:rPr>
         <w:t xml:space="preserve">. Dalam </w:t>
       </w:r>
-      <w:hyperlink r:id="rId53">
-        <w:r>
-          <w:rPr>
-            <w:lang w:val="id_ID" w:bidi="id_ID"/>
-          </w:rPr>
-          <w:rPr>
-            <w:color w:val="0000EE"/>
-            <w:u w:val="single"/>
-          </w:rPr>
-          <w:t>1 Korintus 5:9</w:t>
-        </w:r>
-      </w:hyperlink>
+      <w:r>
+        <w:rPr>
+          <w:lang w:val="id_ID" w:bidi="id_ID"/>
+        </w:rPr>
+        <w:t>1 Korintus 5:9</w:t>
+      </w:r>
       <w:r>
         <w:rPr>
           <w:lang w:val="id_ID" w:bidi="id_ID"/>
         </w:rPr>
         <w:t xml:space="preserve">, Paulus menyebutkan satu surat yang sebelumnya ia kirim ke Korintus yang membahas masalah pergaulan dengan orang-orang yang tidak bermoral. Meskipun surat ini telah hilang, beberapa sarjana percaya bahwa setidaknya sebagian dari surat tersebut dilestarikan sebagai </w:t>
       </w:r>
-      <w:hyperlink r:id="rId38">
-        <w:r>
-          <w:rPr>
-            <w:lang w:val="id_ID" w:bidi="id_ID"/>
-          </w:rPr>
-          <w:rPr>
-            <w:color w:val="0000EE"/>
-            <w:u w:val="single"/>
-          </w:rPr>
-          <w:t>2 Korintus 6:14–7:1</w:t>
-        </w:r>
-      </w:hyperlink>
+      <w:r>
+        <w:rPr>
+          <w:lang w:val="id_ID" w:bidi="id_ID"/>
+        </w:rPr>
+        <w:t>2 Korintus 6:14–7:1</w:t>
+      </w:r>
       <w:r>
         <w:rPr>
           <w:lang w:val="id_ID" w:bidi="id_ID"/>
         </w:rPr>
         <w:t xml:space="preserve">, yang membahas topik yang sama. Jika </w:t>
       </w:r>
-      <w:hyperlink r:id="rId38">
-        <w:r>
-          <w:rPr>
-            <w:lang w:val="id_ID" w:bidi="id_ID"/>
-          </w:rPr>
-          <w:rPr>
-            <w:color w:val="0000EE"/>
-            <w:u w:val="single"/>
-          </w:rPr>
-          <w:t>2Kor. 6:14–7:1</w:t>
-        </w:r>
-      </w:hyperlink>
+      <w:r>
+        <w:rPr>
+          <w:lang w:val="id_ID" w:bidi="id_ID"/>
+        </w:rPr>
+        <w:t>2Kor. 6:14–7:1</w:t>
+      </w:r>
       <w:r>
         <w:rPr>
           <w:lang w:val="id_ID" w:bidi="id_ID"/>
         </w:rPr>
         <w:t xml:space="preserve"> adalah fragmen dari surat sebelumnya, ini mungkin menjelaskan mengapa bagian ini tampaknya disisipkan dalam pembahasan surat, yang seharusnya mengalir secara alami dari </w:t>
       </w:r>
-      <w:hyperlink r:id="rId23">
-        <w:r>
-          <w:rPr>
-            <w:lang w:val="id_ID" w:bidi="id_ID"/>
-          </w:rPr>
-          <w:rPr>
-            <w:color w:val="0000EE"/>
-            <w:u w:val="single"/>
-          </w:rPr>
-          <w:t>2Kor. 6:13</w:t>
-        </w:r>
-      </w:hyperlink>
+      <w:r>
+        <w:rPr>
+          <w:lang w:val="id_ID" w:bidi="id_ID"/>
+        </w:rPr>
+        <w:t>2Kor. 6:13</w:t>
+      </w:r>
       <w:r>
         <w:rPr>
           <w:lang w:val="id_ID" w:bidi="id_ID"/>
         </w:rPr>
         <w:t xml:space="preserve"> langsung ke </w:t>
       </w:r>
-      <w:hyperlink r:id="rId54">
-        <w:r>
-          <w:rPr>
-            <w:lang w:val="id_ID" w:bidi="id_ID"/>
-          </w:rPr>
-          <w:rPr>
-            <w:color w:val="0000EE"/>
-            <w:u w:val="single"/>
-          </w:rPr>
-          <w:t>2Kor. 7:2</w:t>
-        </w:r>
-      </w:hyperlink>
+      <w:r>
+        <w:rPr>
+          <w:lang w:val="id_ID" w:bidi="id_ID"/>
+        </w:rPr>
+        <w:t>2Kor. 7:2</w:t>
+      </w:r>
       <w:r>
         <w:rPr>
           <w:lang w:val="id_ID" w:bidi="id_ID"/>
         </w:rPr>
         <w:t xml:space="preserve">. Di sisi lain, Paulus sering menyimpang dari alur utama saat menulis suratnya, jadi mungkin juga bahwa </w:t>
       </w:r>
-      <w:hyperlink r:id="rId38">
-        <w:r>
-          <w:rPr>
-            <w:lang w:val="id_ID" w:bidi="id_ID"/>
-          </w:rPr>
-          <w:rPr>
-            <w:color w:val="0000EE"/>
-            <w:u w:val="single"/>
-          </w:rPr>
-          <w:t>2Kor. 6:14–7:1</w:t>
-        </w:r>
-      </w:hyperlink>
+      <w:r>
+        <w:rPr>
+          <w:lang w:val="id_ID" w:bidi="id_ID"/>
+        </w:rPr>
+        <w:t>2Kor. 6:14–7:1</w:t>
+      </w:r>
       <w:r>
         <w:rPr>
           <w:lang w:val="id_ID" w:bidi="id_ID"/>
@@ -1300,270 +1018,180 @@
           <w:lang w:val="id_ID" w:bidi="id_ID"/>
         </w:rPr>
       </w:r>
-      <w:hyperlink r:id="rId37">
-        <w:r>
-          <w:rPr>
-            <w:lang w:val="id_ID" w:bidi="id_ID"/>
-          </w:rPr>
-          <w:rPr>
-            <w:color w:val="0000EE"/>
-            <w:u w:val="single"/>
-          </w:rPr>
-          <w:t>2Kor. 10:1–13:14</w:t>
-        </w:r>
-      </w:hyperlink>
+      <w:r>
+        <w:rPr>
+          <w:lang w:val="id_ID" w:bidi="id_ID"/>
+        </w:rPr>
+        <w:t>2Kor. 10:1–13:14</w:t>
+      </w:r>
       <w:r>
         <w:rPr>
           <w:lang w:val="id_ID" w:bidi="id_ID"/>
         </w:rPr>
         <w:t xml:space="preserve">. Empat pasal terakhir dari 2 Korintus adalah sebuah teka-teki. Pasal-pasal ini mengandung nada marah dan ironi. Beberapa orang menganggapnya sebagai bagian dari "surat keras" Paulus (lihat </w:t>
       </w:r>
-      <w:hyperlink r:id="rId55">
-        <w:r>
-          <w:rPr>
-            <w:lang w:val="id_ID" w:bidi="id_ID"/>
-          </w:rPr>
-          <w:rPr>
-            <w:color w:val="0000EE"/>
-            <w:u w:val="single"/>
-          </w:rPr>
-          <w:t>2Kor. 7:8</w:t>
-        </w:r>
-      </w:hyperlink>
+      <w:r>
+        <w:rPr>
+          <w:lang w:val="id_ID" w:bidi="id_ID"/>
+        </w:rPr>
+        <w:t>2Kor. 7:8</w:t>
+      </w:r>
       <w:r>
         <w:rPr>
           <w:lang w:val="id_ID" w:bidi="id_ID"/>
         </w:rPr>
         <w:t>); namun, itu tidak mungkin, karena jemaat Korintus menanggapi surat kerasnya dengan pertobatan (</w:t>
       </w:r>
-      <w:hyperlink r:id="rId56">
-        <w:r>
-          <w:rPr>
-            <w:lang w:val="id_ID" w:bidi="id_ID"/>
-          </w:rPr>
-          <w:rPr>
-            <w:color w:val="0000EE"/>
-            <w:u w:val="single"/>
-          </w:rPr>
-          <w:t>2Kor. 7:9</w:t>
-        </w:r>
-      </w:hyperlink>
+      <w:r>
+        <w:rPr>
+          <w:lang w:val="id_ID" w:bidi="id_ID"/>
+        </w:rPr>
+        <w:t>2Kor. 7:9</w:t>
+      </w:r>
       <w:r>
         <w:rPr>
           <w:lang w:val="id_ID" w:bidi="id_ID"/>
         </w:rPr>
         <w:t xml:space="preserve">). Lebih masuk akal untuk menganggap </w:t>
       </w:r>
-      <w:hyperlink r:id="rId37">
-        <w:r>
-          <w:rPr>
-            <w:lang w:val="id_ID" w:bidi="id_ID"/>
-          </w:rPr>
-          <w:rPr>
-            <w:color w:val="0000EE"/>
-            <w:u w:val="single"/>
-          </w:rPr>
-          <w:t>pasal 10–13</w:t>
-        </w:r>
-      </w:hyperlink>
+      <w:r>
+        <w:rPr>
+          <w:lang w:val="id_ID" w:bidi="id_ID"/>
+        </w:rPr>
+        <w:t>pasal 10–13</w:t>
+      </w:r>
       <w:r>
         <w:rPr>
           <w:lang w:val="id_ID" w:bidi="id_ID"/>
         </w:rPr>
         <w:t xml:space="preserve"> ditulis lebih kemudian daripada pasal</w:t>
       </w:r>
-      <w:hyperlink r:id="rId57">
-        <w:r>
-          <w:rPr>
-            <w:lang w:val="id_ID" w:bidi="id_ID"/>
-          </w:rPr>
-          <w:rPr>
-            <w:color w:val="0000EE"/>
-            <w:u w:val="single"/>
-          </w:rPr>
-          <w:t xml:space="preserve"> 1–9</w:t>
-        </w:r>
-      </w:hyperlink>
+      <w:r>
+        <w:rPr>
+          <w:lang w:val="id_ID" w:bidi="id_ID"/>
+        </w:rPr>
+        <w:t xml:space="preserve"> 1–9</w:t>
+      </w:r>
       <w:r>
         <w:rPr>
           <w:lang w:val="id_ID" w:bidi="id_ID"/>
         </w:rPr>
         <w:t xml:space="preserve"> sebagai tanggapan terhadap situasi baru yang muncul setelah kedatangan guru-guru palsu ke Korintus (bdk. </w:t>
       </w:r>
-      <w:hyperlink r:id="rId58">
-        <w:r>
-          <w:rPr>
-            <w:lang w:val="id_ID" w:bidi="id_ID"/>
-          </w:rPr>
-          <w:rPr>
-            <w:color w:val="0000EE"/>
-            <w:u w:val="single"/>
-          </w:rPr>
-          <w:t>2Kor. 11:4</w:t>
-        </w:r>
-      </w:hyperlink>
+      <w:r>
+        <w:rPr>
+          <w:lang w:val="id_ID" w:bidi="id_ID"/>
+        </w:rPr>
+        <w:t>2Kor. 11:4</w:t>
+      </w:r>
       <w:r>
         <w:rPr>
           <w:lang w:val="id_ID" w:bidi="id_ID"/>
         </w:rPr>
         <w:t xml:space="preserve">, </w:t>
       </w:r>
-      <w:hyperlink r:id="rId59">
-        <w:r>
-          <w:rPr>
-            <w:lang w:val="id_ID" w:bidi="id_ID"/>
-          </w:rPr>
-          <w:rPr>
-            <w:color w:val="0000EE"/>
-            <w:u w:val="single"/>
-          </w:rPr>
-          <w:t>12–15</w:t>
-        </w:r>
-      </w:hyperlink>
+      <w:r>
+        <w:rPr>
+          <w:lang w:val="id_ID" w:bidi="id_ID"/>
+        </w:rPr>
+        <w:t>12–15</w:t>
+      </w:r>
       <w:r>
         <w:rPr>
           <w:lang w:val="id_ID" w:bidi="id_ID"/>
         </w:rPr>
         <w:t xml:space="preserve">). Jemaat Korintus dengan hangat menerima guru-guru ini, yang dengan cepat membuka kembali luka lama dan mengisyaratkan bahwa Paulus bukanlah rasul sejati atau bahkan seorang Kristen sama sekali (lihat </w:t>
       </w:r>
-      <w:hyperlink r:id="rId60">
-        <w:r>
-          <w:rPr>
-            <w:lang w:val="id_ID" w:bidi="id_ID"/>
-          </w:rPr>
-          <w:rPr>
-            <w:color w:val="0000EE"/>
-            <w:u w:val="single"/>
-          </w:rPr>
-          <w:t>2Kor. 10:7</w:t>
-        </w:r>
-      </w:hyperlink>
+      <w:r>
+        <w:rPr>
+          <w:lang w:val="id_ID" w:bidi="id_ID"/>
+        </w:rPr>
+        <w:t>2Kor. 10:7</w:t>
+      </w:r>
       <w:r>
         <w:rPr>
           <w:lang w:val="id_ID" w:bidi="id_ID"/>
         </w:rPr>
         <w:t xml:space="preserve">, </w:t>
       </w:r>
-      <w:hyperlink r:id="rId61">
-        <w:r>
-          <w:rPr>
-            <w:lang w:val="id_ID" w:bidi="id_ID"/>
-          </w:rPr>
-          <w:rPr>
-            <w:color w:val="0000EE"/>
-            <w:u w:val="single"/>
-          </w:rPr>
-          <w:t>10</w:t>
-        </w:r>
-      </w:hyperlink>
+      <w:r>
+        <w:rPr>
+          <w:lang w:val="id_ID" w:bidi="id_ID"/>
+        </w:rPr>
+        <w:t>10</w:t>
+      </w:r>
       <w:r>
         <w:rPr>
           <w:lang w:val="id_ID" w:bidi="id_ID"/>
         </w:rPr>
         <w:t xml:space="preserve">; </w:t>
       </w:r>
-      <w:hyperlink r:id="rId62">
-        <w:r>
-          <w:rPr>
-            <w:lang w:val="id_ID" w:bidi="id_ID"/>
-          </w:rPr>
-          <w:rPr>
-            <w:color w:val="0000EE"/>
-            <w:u w:val="single"/>
-          </w:rPr>
-          <w:t>11:5</w:t>
-        </w:r>
-      </w:hyperlink>
+      <w:r>
+        <w:rPr>
+          <w:lang w:val="id_ID" w:bidi="id_ID"/>
+        </w:rPr>
+        <w:t>11:5</w:t>
+      </w:r>
       <w:r>
         <w:rPr>
           <w:lang w:val="id_ID" w:bidi="id_ID"/>
         </w:rPr>
         <w:t xml:space="preserve">; </w:t>
       </w:r>
-      <w:hyperlink r:id="rId63">
-        <w:r>
-          <w:rPr>
-            <w:lang w:val="id_ID" w:bidi="id_ID"/>
-          </w:rPr>
-          <w:rPr>
-            <w:color w:val="0000EE"/>
-            <w:u w:val="single"/>
-          </w:rPr>
-          <w:t>12:11</w:t>
-        </w:r>
-      </w:hyperlink>
+      <w:r>
+        <w:rPr>
+          <w:lang w:val="id_ID" w:bidi="id_ID"/>
+        </w:rPr>
+        <w:t>12:11</w:t>
+      </w:r>
       <w:r>
         <w:rPr>
           <w:lang w:val="id_ID" w:bidi="id_ID"/>
         </w:rPr>
         <w:t xml:space="preserve">). Ketika Paulus merasakan bahaya, dia menulis satu catatan pedas penuh ironi, kritik, sindiran, dan pembelaan diri. Di inti dari pasal </w:t>
       </w:r>
-      <w:hyperlink r:id="rId37">
-        <w:r>
-          <w:rPr>
-            <w:lang w:val="id_ID" w:bidi="id_ID"/>
-          </w:rPr>
-          <w:rPr>
-            <w:color w:val="0000EE"/>
-            <w:u w:val="single"/>
-          </w:rPr>
-          <w:t>10–13</w:t>
-        </w:r>
-      </w:hyperlink>
+      <w:r>
+        <w:rPr>
+          <w:lang w:val="id_ID" w:bidi="id_ID"/>
+        </w:rPr>
+        <w:t>10–13</w:t>
+      </w:r>
       <w:r>
         <w:rPr>
           <w:lang w:val="id_ID" w:bidi="id_ID"/>
         </w:rPr>
         <w:t xml:space="preserve"> adalah "Pidato Orang Bodoh"nya Paulus (</w:t>
       </w:r>
-      <w:hyperlink r:id="rId64">
-        <w:r>
-          <w:rPr>
-            <w:lang w:val="id_ID" w:bidi="id_ID"/>
-          </w:rPr>
-          <w:rPr>
-            <w:color w:val="0000EE"/>
-            <w:u w:val="single"/>
-          </w:rPr>
-          <w:t>2Kor. 11:16–12:10</w:t>
-        </w:r>
-      </w:hyperlink>
+      <w:r>
+        <w:rPr>
+          <w:lang w:val="id_ID" w:bidi="id_ID"/>
+        </w:rPr>
+        <w:t>2Kor. 11:16–12:10</w:t>
+      </w:r>
       <w:r>
         <w:rPr>
           <w:lang w:val="id_ID" w:bidi="id_ID"/>
         </w:rPr>
         <w:t>), di mana dia terpaksa membanggakan diri karena kebutuhan memaksanya (</w:t>
       </w:r>
-      <w:hyperlink r:id="rId65">
-        <w:r>
-          <w:rPr>
-            <w:lang w:val="id_ID" w:bidi="id_ID"/>
-          </w:rPr>
-          <w:rPr>
-            <w:color w:val="0000EE"/>
-            <w:u w:val="single"/>
-          </w:rPr>
-          <w:t>2Kor. 11:1</w:t>
-        </w:r>
-      </w:hyperlink>
+      <w:r>
+        <w:rPr>
+          <w:lang w:val="id_ID" w:bidi="id_ID"/>
+        </w:rPr>
+        <w:t>2Kor. 11:1</w:t>
+      </w:r>
       <w:r>
         <w:rPr>
           <w:lang w:val="id_ID" w:bidi="id_ID"/>
         </w:rPr>
         <w:t xml:space="preserve">, </w:t>
       </w:r>
-      <w:hyperlink r:id="rId66">
-        <w:r>
-          <w:rPr>
-            <w:lang w:val="id_ID" w:bidi="id_ID"/>
-          </w:rPr>
-          <w:rPr>
-            <w:color w:val="0000EE"/>
-            <w:u w:val="single"/>
-          </w:rPr>
-          <w:t>16–17</w:t>
-        </w:r>
-      </w:hyperlink>
+      <w:r>
+        <w:rPr>
+          <w:lang w:val="id_ID" w:bidi="id_ID"/>
+        </w:rPr>
+        <w:t>16–17</w:t>
+      </w:r>
       <w:r>
         <w:rPr>
           <w:lang w:val="id_ID" w:bidi="id_ID"/>
@@ -1584,36 +1212,24 @@
         </w:rPr>
         <w:t xml:space="preserve">Kami tidak dapat memastikan apakah kata-kata yang tersimpan dalam </w:t>
       </w:r>
-      <w:hyperlink r:id="rId37">
-        <w:r>
-          <w:rPr>
-            <w:lang w:val="id_ID" w:bidi="id_ID"/>
-          </w:rPr>
-          <w:rPr>
-            <w:color w:val="0000EE"/>
-            <w:u w:val="single"/>
-          </w:rPr>
-          <w:t>pasal 10–13</w:t>
-        </w:r>
-      </w:hyperlink>
+      <w:r>
+        <w:rPr>
+          <w:lang w:val="id_ID" w:bidi="id_ID"/>
+        </w:rPr>
+        <w:t>pasal 10–13</w:t>
+      </w:r>
       <w:r>
         <w:rPr>
           <w:lang w:val="id_ID" w:bidi="id_ID"/>
         </w:rPr>
         <w:t xml:space="preserve"> berhasil menangkal ancaman-ancaman ini dan sekali lagi membela kedudukan kerasulan Paulus di Korintus. Paulus menindaklanjuti surat ini dengan satu kunjungan (</w:t>
       </w:r>
-      <w:hyperlink r:id="rId67">
-        <w:r>
-          <w:rPr>
-            <w:lang w:val="id_ID" w:bidi="id_ID"/>
-          </w:rPr>
-          <w:rPr>
-            <w:color w:val="0000EE"/>
-            <w:u w:val="single"/>
-          </w:rPr>
-          <w:t>Kisah 20:2</w:t>
-        </w:r>
-      </w:hyperlink>
+      <w:r>
+        <w:rPr>
+          <w:lang w:val="id_ID" w:bidi="id_ID"/>
+        </w:rPr>
+        <w:t>Kisah 20:2</w:t>
+      </w:r>
       <w:r>
         <w:rPr>
           <w:lang w:val="id_ID" w:bidi="id_ID"/>
@@ -1672,54 +1288,36 @@
         </w:rPr>
         <w:t>Deskripsi Tugas Seorang Pelayan. Paruh pertama surat ini (</w:t>
       </w:r>
-      <w:hyperlink r:id="rId68">
-        <w:r>
-          <w:rPr>
-            <w:lang w:val="id_ID" w:bidi="id_ID"/>
-          </w:rPr>
-          <w:rPr>
-            <w:color w:val="0000EE"/>
-            <w:u w:val="single"/>
-          </w:rPr>
-          <w:t>2Kor. 1:1–7:16</w:t>
-        </w:r>
-      </w:hyperlink>
+      <w:r>
+        <w:rPr>
+          <w:lang w:val="id_ID" w:bidi="id_ID"/>
+        </w:rPr>
+        <w:t>2Kor. 1:1–7:16</w:t>
+      </w:r>
       <w:r>
         <w:rPr>
           <w:lang w:val="id_ID" w:bidi="id_ID"/>
         </w:rPr>
         <w:t>) menjelaskan dan menggambarkan tanggung jawab serta hak istimewa seorang pemimpin. Pesan Kabar Baik adalah baru (</w:t>
       </w:r>
-      <w:hyperlink r:id="rId30">
-        <w:r>
-          <w:rPr>
-            <w:lang w:val="id_ID" w:bidi="id_ID"/>
-          </w:rPr>
-          <w:rPr>
-            <w:color w:val="0000EE"/>
-            <w:u w:val="single"/>
-          </w:rPr>
-          <w:t>2Kor. 3:1–18</w:t>
-        </w:r>
-      </w:hyperlink>
+      <w:r>
+        <w:rPr>
+          <w:lang w:val="id_ID" w:bidi="id_ID"/>
+        </w:rPr>
+        <w:t>2Kor. 3:1–18</w:t>
+      </w:r>
       <w:r>
         <w:rPr>
           <w:lang w:val="id_ID" w:bidi="id_ID"/>
         </w:rPr>
         <w:t>) dan harus dibuktikan oleh gaya hidup dari mereka yang menyampaikannya. Selain itu, Kabar Baik membawa perdamaian (</w:t>
       </w:r>
-      <w:hyperlink r:id="rId32">
-        <w:r>
-          <w:rPr>
-            <w:lang w:val="id_ID" w:bidi="id_ID"/>
-          </w:rPr>
-          <w:rPr>
-            <w:color w:val="0000EE"/>
-            <w:u w:val="single"/>
-          </w:rPr>
-          <w:t>2Kor. 5:1–21</w:t>
-        </w:r>
-      </w:hyperlink>
+      <w:r>
+        <w:rPr>
+          <w:lang w:val="id_ID" w:bidi="id_ID"/>
+        </w:rPr>
+        <w:t>2Kor. 5:1–21</w:t>
+      </w:r>
       <w:r>
         <w:rPr>
           <w:lang w:val="id_ID" w:bidi="id_ID"/>
@@ -1740,72 +1338,48 @@
         </w:rPr>
         <w:t xml:space="preserve">Inti dari Kabar Baik. </w:t>
       </w:r>
-      <w:hyperlink r:id="rId32">
-        <w:r>
-          <w:rPr>
-            <w:lang w:val="id_ID" w:bidi="id_ID"/>
-          </w:rPr>
-          <w:rPr>
-            <w:color w:val="0000EE"/>
-            <w:u w:val="single"/>
-          </w:rPr>
-          <w:t>Pasal 5</w:t>
-        </w:r>
-      </w:hyperlink>
+      <w:r>
+        <w:rPr>
+          <w:lang w:val="id_ID" w:bidi="id_ID"/>
+        </w:rPr>
+        <w:t>Pasal 5</w:t>
+      </w:r>
       <w:r>
         <w:rPr>
           <w:lang w:val="id_ID" w:bidi="id_ID"/>
         </w:rPr>
         <w:t xml:space="preserve"> menyajikan salah satu penjelasan yang paling lengkap tentang pesan utama Paulus (</w:t>
       </w:r>
-      <w:hyperlink r:id="rId69">
-        <w:r>
-          <w:rPr>
-            <w:lang w:val="id_ID" w:bidi="id_ID"/>
-          </w:rPr>
-          <w:rPr>
-            <w:color w:val="0000EE"/>
-            <w:u w:val="single"/>
-          </w:rPr>
-          <w:t>2Kor. 5:18–21</w:t>
-        </w:r>
-      </w:hyperlink>
+      <w:r>
+        <w:rPr>
+          <w:lang w:val="id_ID" w:bidi="id_ID"/>
+        </w:rPr>
+        <w:t>2Kor. 5:18–21</w:t>
+      </w:r>
       <w:r>
         <w:rPr>
           <w:lang w:val="id_ID" w:bidi="id_ID"/>
         </w:rPr>
         <w:t>). Paulus telah memberitahu jemaat Korintus bahwa ia datang untuk memberitakan Kristus yang disalibkan (</w:t>
       </w:r>
-      <w:hyperlink r:id="rId70">
-        <w:r>
-          <w:rPr>
-            <w:lang w:val="id_ID" w:bidi="id_ID"/>
-          </w:rPr>
-          <w:rPr>
-            <w:color w:val="0000EE"/>
-            <w:u w:val="single"/>
-          </w:rPr>
-          <w:t>1Kor. 1:18–2:2</w:t>
-        </w:r>
-      </w:hyperlink>
+      <w:r>
+        <w:rPr>
+          <w:lang w:val="id_ID" w:bidi="id_ID"/>
+        </w:rPr>
+        <w:t>1Kor. 1:18–2:2</w:t>
+      </w:r>
       <w:r>
         <w:rPr>
           <w:lang w:val="id_ID" w:bidi="id_ID"/>
         </w:rPr>
         <w:t>). Sekarang, ia menjelaskan bagaimana pesan ini harus diterapkan dalam situasi saat ini: Manusia berada di luar keselarasan dengan Allah karena dosa, sehingga Allah telah bertindak untuk memenuhi kebutuhan manusia. Allah dalam Kristus telah menangani masalah dosa dan keterpisahan dari Allah dengan menjadi manusia dan menanggung dosa kita di kayu salib. Melalui Kristus, kita dipulihkan ke dalam hubungan damai dan penerimaan dengan Allah. Kita didorong untuk berdamai dengan Allah (</w:t>
       </w:r>
-      <w:hyperlink r:id="rId71">
-        <w:r>
-          <w:rPr>
-            <w:lang w:val="id_ID" w:bidi="id_ID"/>
-          </w:rPr>
-          <w:rPr>
-            <w:color w:val="0000EE"/>
-            <w:u w:val="single"/>
-          </w:rPr>
-          <w:t>2Kor. 5:20</w:t>
-        </w:r>
-      </w:hyperlink>
+      <w:r>
+        <w:rPr>
+          <w:lang w:val="id_ID" w:bidi="id_ID"/>
+        </w:rPr>
+        <w:t>2Kor. 5:20</w:t>
+      </w:r>
       <w:r>
         <w:rPr>
           <w:lang w:val="id_ID" w:bidi="id_ID"/>
@@ -1826,36 +1400,24 @@
         </w:rPr>
         <w:t>Panggilan untuk Hidup Kudus. Surat ini berisi ajakan untuk menjalani hidup yang kudus. Dua gambaran utama adalah gereja sebagai bait suci (</w:t>
       </w:r>
-      <w:hyperlink r:id="rId38">
-        <w:r>
-          <w:rPr>
-            <w:lang w:val="id_ID" w:bidi="id_ID"/>
-          </w:rPr>
-          <w:rPr>
-            <w:color w:val="0000EE"/>
-            <w:u w:val="single"/>
-          </w:rPr>
-          <w:t>2Kor. 6:14–7:1</w:t>
-        </w:r>
-      </w:hyperlink>
+      <w:r>
+        <w:rPr>
+          <w:lang w:val="id_ID" w:bidi="id_ID"/>
+        </w:rPr>
+        <w:t>2Kor. 6:14–7:1</w:t>
+      </w:r>
       <w:r>
         <w:rPr>
           <w:lang w:val="id_ID" w:bidi="id_ID"/>
         </w:rPr>
         <w:t>) dan sebagai mempelai perempuan (</w:t>
       </w:r>
-      <w:hyperlink r:id="rId72">
-        <w:r>
-          <w:rPr>
-            <w:lang w:val="id_ID" w:bidi="id_ID"/>
-          </w:rPr>
-          <w:rPr>
-            <w:color w:val="0000EE"/>
-            <w:u w:val="single"/>
-          </w:rPr>
-          <w:t>2Kor. 11:2</w:t>
-        </w:r>
-      </w:hyperlink>
+      <w:r>
+        <w:rPr>
+          <w:lang w:val="id_ID" w:bidi="id_ID"/>
+        </w:rPr>
+        <w:t>2Kor. 11:2</w:t>
+      </w:r>
       <w:r>
         <w:rPr>
           <w:lang w:val="id_ID" w:bidi="id_ID"/>
@@ -1876,36 +1438,24 @@
         </w:rPr>
         <w:t>Perlunya Memberi dengan Murah Hati. Dua pasal yang panjang (</w:t>
       </w:r>
-      <w:hyperlink r:id="rId36">
-        <w:r>
-          <w:rPr>
-            <w:lang w:val="id_ID" w:bidi="id_ID"/>
-          </w:rPr>
-          <w:rPr>
-            <w:color w:val="0000EE"/>
-            <w:u w:val="single"/>
-          </w:rPr>
-          <w:t>2Kor. 8:1–9:15</w:t>
-        </w:r>
-      </w:hyperlink>
+      <w:r>
+        <w:rPr>
+          <w:lang w:val="id_ID" w:bidi="id_ID"/>
+        </w:rPr>
+        <w:t>2Kor. 8:1–9:15</w:t>
+      </w:r>
       <w:r>
         <w:rPr>
           <w:lang w:val="id_ID" w:bidi="id_ID"/>
         </w:rPr>
         <w:t>) didedikasikan untuk satu tema ini. Mereka yang berselisih di Korintus perlu mempertimbangkan kebutuhan orang lain, terutama orang-orang percaya asal Yahudi yang miskin di Yerusalem. Tuhan Yesus Kristus yang berinkarnasi adalah teladan utama kita dalam memberi dengan pengorbanan (</w:t>
       </w:r>
-      <w:hyperlink r:id="rId73">
-        <w:r>
-          <w:rPr>
-            <w:lang w:val="id_ID" w:bidi="id_ID"/>
-          </w:rPr>
-          <w:rPr>
-            <w:color w:val="0000EE"/>
-            <w:u w:val="single"/>
-          </w:rPr>
-          <w:t>2Kor. 8:9</w:t>
-        </w:r>
-      </w:hyperlink>
+      <w:r>
+        <w:rPr>
+          <w:lang w:val="id_ID" w:bidi="id_ID"/>
+        </w:rPr>
+        <w:t>2Kor. 8:9</w:t>
+      </w:r>
       <w:r>
         <w:rPr>
           <w:lang w:val="id_ID" w:bidi="id_ID"/>
